--- a/Introduction.docx
+++ b/Introduction.docx
@@ -1066,6 +1066,13 @@
                 <w:lang w:val="kk-KZ"/>
               </w:rPr>
               <w:t>Абитай С. Аблади Д</w:t>
+            </w:r>
+            <w:r>
+              <w:rPr>
+                <w:i/>
+                <w:lang w:val="kk-KZ"/>
+              </w:rPr>
+              <w:t>.</w:t>
             </w:r>
           </w:p>
           <w:p>
@@ -4679,7 +4686,7 @@
     <w:p>
       <w:pPr>
         <w:rPr>
-          <w:lang w:val="en-US"/>
+          <w:lang w:val="kk-KZ"/>
         </w:rPr>
       </w:pPr>
     </w:p>
